--- a/fanfic/ffn_upload/ch21.docx
+++ b/fanfic/ffn_upload/ch21.docx
@@ -498,7 +498,7 @@
         <w:pStyle w:val="BodyText"/>
       </w:pPr>
       <w:r>
-        <w:t xml:space="preserve">The words came out harder than she meant. Somewhere up the canyon the geyser coughed. Ventress watched her for a long moment with that pale, unreadable face — the bruise from the platform had faded months ago, but Ahsoka could still picture it there — and then she shrugged, as if the whole subject bored her.</w:t>
+        <w:t xml:space="preserve">The words came out harder than she meant. Somewhere up the canyon the geyser coughed. Ventress watched her for a long moment with that pale, unreadable face — the bruise from the warehouse had faded months ago, but Ahsoka could still picture it there — and then she shrugged, as if the whole subject bored her.</w:t>
       </w:r>
     </w:p>
     <w:p>
@@ -633,7 +633,7 @@
         <w:pStyle w:val="BodyText"/>
       </w:pPr>
       <w:r>
-        <w:t xml:space="preserve">His head was shaved to stubble. There were hollows under his cheekbones that had not been there the last time she’d seen him, and his skin had a sheen that wasn’t sweat from the heat. At his right temple, small and blunt, someone had inked a single numeral: a five.</w:t>
+        <w:t xml:space="preserve">His hair, which she had only ever seen regulation-short, had grown out ragged and dark. There were hollows under his cheekbones that had not been there the last time she’d seen him, and his skin had a sheen that wasn’t sweat from the heat. At his right temple, small and blunt, someone had inked a single numeral: a five.</w:t>
       </w:r>
     </w:p>
     <w:p>
@@ -1019,7 +1019,7 @@
         <w:pStyle w:val="BodyText"/>
       </w:pPr>
       <w:r>
-        <w:t xml:space="preserve">He told it plainly, the way clones told things in debrief, and it was worse for that. Ringo Vinda: a rotating hub, a sun-glare, and Tup — sweet, earnest Tup, who’d once asked her in all seriousness whether Togruta montrals could hear through walls — putting his blaster to General Tiplar and pulling the trigger. Tup saying good soldiers followed orders, over and over, like a droid stuck on a loop. Kamino forbidding scans. A medical droid that scanned him anyway. A growth in Tup’s brain that wasn’t a growth. Tup dying on the table when they took it out.</w:t>
+        <w:t xml:space="preserve">He told it plainly, the way clones told things in debrief, and it was worse for that. Ringo Vinda: a rotating hub, a sun-glare, and Tup — sweet, earnest Tup, who’d once asked her in all seriousness whether Togruta montrals could hear through walls — putting his blaster to General Tiplar and pulling the trigger. Tup saying it was the order, over and over, like a droid stuck on a loop. Kamino forbidding scans. A medical droid that scanned him anyway. A growth in Tup’s brain that wasn’t a growth. Tup dying on the table when they took it out.</w:t>
       </w:r>
     </w:p>
     <w:p>
@@ -1950,7 +1950,7 @@
         <w:pStyle w:val="BodyText"/>
       </w:pPr>
       <w:r>
-        <w:t xml:space="preserve">Ahsoka sat at the edge of the capped shaft with the warm durasteel under her and the orange cloud overhead, and the thing she had been holding the door against for four months walked in and sat down beside her, and it had Barriss’s face.</w:t>
+        <w:t xml:space="preserve">Ahsoka sat on the lip of the capped shaft with the warm durasteel under her and the orange cloud overhead, and the thing she had been holding the door against for four months walked in and sat down beside her, and it had Barriss’s face.</w:t>
       </w:r>
     </w:p>
     <w:p>
@@ -3016,7 +3016,7 @@
         <w:pStyle w:val="BodyText"/>
       </w:pPr>
       <w:r>
-        <w:t xml:space="preserve">Not near, not yet. But there — at the far edge of everything, where two nights ago there had been only a faint pressure, like weather on the other side of a mountain. Now it had a shape. A storm, coiled and burning and grieving, so familiar it hurt to touch. Yesterday it had been somewhere out past the stars. This morning it was closer. Much closer.</w:t>
+        <w:t xml:space="preserve">Not near, not yet. But there — at the far rim of everything, where a few nights ago there had been only a faint pressure, like weather on the other side of a mountain. Now it had a shape. A storm, coiled and burning and grieving, so familiar it hurt to touch. Yesterday it had been somewhere out past the stars. This morning it was closer. Much closer.</w:t>
       </w:r>
     </w:p>
     <w:p>
